--- a/testakten/insolvenz-asset-deal-chaincortex-ai-berlin/05_due-diligence-bericht.docx
+++ b/testakten/insolvenz-asset-deal-chaincortex-ai-berlin/05_due-diligence-bericht.docx
@@ -606,28 +606,7 @@
         <w:jc w:val="left"/>
       </w:pPr>
       <w:r>
-        <w:rPr>
-          <w:b/>
-        </w:rPr>
-        <w:t>Open-Source-Audit:</w:t>
-      </w:r>
-      <w:r>
-        <w:t xml:space="preserve"> Nikolas Reuckershoff (Tech-Lead Schuldnerin) hat eine OSS-Compliance-Untersuchung erstellt (</w:t>
-      </w:r>
-      <w:r>
-        <w:t>docx/oss-bom-2025-q4.docx</w:t>
-      </w:r>
-      <w:r>
-        <w:t xml:space="preserve"> — nicht beigefügt, im Datenraum): 47 OSS-Komponenten verwendet, davon 38 unter MIT/Apache-2.0 (unbedenklich), 7 unter LGPL-3.0 (dynamisches Linking — unbedenklich für ein SaaS-Produkt ohne Distribution), 2 unter GPL-3.0 (geprüft: nur Build-Tools, nicht im distributierten Produkt — unbedenklich). </w:t>
-      </w:r>
-      <w:r>
-        <w:rPr>
-          <w:b/>
-        </w:rPr>
-        <w:t>Keine GPL-Kontamination</w:t>
-      </w:r>
-      <w:r>
-        <w:t xml:space="preserve"> der Hauptcodebase.</w:t>
+        <w:t>Open-Source-Audit: Nikolas Reuckershoff (Tech-Lead Schuldnerin) hat die OSS-Compliance-Untersuchung im Datenraum abgelegt. Die Auswertung nennt 47 Komponenten, davon 38 unter MIT/Apache-2.0, 7 unter LGPL-3.0 mit dynamischem Linking und 2 GPL-3.0-Build-Tools ohne Übernahme in das ausgelieferte Produkt. Eine Kontamination der Hauptcodebasis ist nach der Prüfung nicht ersichtlich.</w:t>
       </w:r>
     </w:p>
     <w:p>
@@ -1617,13 +1596,7 @@
         <w:jc w:val="left"/>
       </w:pPr>
       <w:r>
-        <w:t xml:space="preserve">Steuerliche Stellungnahme: Steuerberater Walther Inkermann (WP Quintbeck, Berlin) — siehe </w:t>
-      </w:r>
-      <w:r>
-        <w:t>docx/giug-stellungnahme.docx</w:t>
-      </w:r>
-      <w:r>
-        <w:t xml:space="preserve"> (nicht beigefügt; im Datenraum).</w:t>
+        <w:t>Steuerliche Stellungnahme: Steuerberater Walther Inkermann (WP Quintbeck, Berlin) hat seine Stellungnahme zum Geschäftsbetriebsübergang und zur Umsatzsteuerbehandlung im Datenraum abgelegt; die Kernaussagen sind in diesem Bericht eingearbeitet.</w:t>
       </w:r>
     </w:p>
     <w:p>

--- a/testakten/insolvenz-asset-deal-chaincortex-ai-berlin/05_due-diligence-bericht.docx
+++ b/testakten/insolvenz-asset-deal-chaincortex-ai-berlin/05_due-diligence-bericht.docx
@@ -5,16 +5,20 @@
     <w:p>
       <w:pPr>
         <w:pStyle w:val="Heading1"/>
+        <w:spacing w:after="160" w:line="259" w:lineRule="auto"/>
       </w:pPr>
       <w:r>
         <w:rPr>
           <w:rFonts w:ascii="Times New Roman" w:hAnsi="Times New Roman"/>
+          <w:b/>
+          <w:sz w:val="28"/>
         </w:rPr>
         <w:t>05 — Due-Diligence-Kurzbericht (Sell-Side / DD-Memo)</w:t>
       </w:r>
     </w:p>
     <w:p>
       <w:pPr>
+        <w:spacing w:line="259" w:lineRule="auto" w:after="60"/>
         <w:ind w:left="567"/>
       </w:pPr>
       <w:r>
@@ -27,10 +31,13 @@
     <w:p>
       <w:pPr>
         <w:pStyle w:val="Heading2"/>
+        <w:spacing w:before="120" w:after="60" w:line="259" w:lineRule="auto"/>
       </w:pPr>
       <w:r>
         <w:rPr>
           <w:rFonts w:ascii="Times New Roman" w:hAnsi="Times New Roman"/>
+          <w:b/>
+          <w:sz w:val="22"/>
         </w:rPr>
         <w:t>1. Gesellschaftsrechtliche Lage der Schuldnerin</w:t>
       </w:r>
@@ -261,10 +268,13 @@
     <w:p>
       <w:pPr>
         <w:pStyle w:val="Heading2"/>
+        <w:spacing w:before="120" w:after="60" w:line="259" w:lineRule="auto"/>
       </w:pPr>
       <w:r>
         <w:rPr>
           <w:rFonts w:ascii="Times New Roman" w:hAnsi="Times New Roman"/>
+          <w:b/>
+          <w:sz w:val="22"/>
         </w:rPr>
         <w:t>2. Asset-Inventur (immaterielle Vermögensgegenstände)</w:t>
       </w:r>
@@ -272,10 +282,13 @@
     <w:p>
       <w:pPr>
         <w:pStyle w:val="Heading3"/>
+        <w:spacing w:before="120" w:after="60" w:line="259" w:lineRule="auto"/>
       </w:pPr>
       <w:r>
         <w:rPr>
           <w:rFonts w:ascii="Times New Roman" w:hAnsi="Times New Roman"/>
+          <w:b/>
+          <w:sz w:val="22"/>
         </w:rPr>
         <w:t>2.1 Software (eigenentwickelt)</w:t>
       </w:r>
@@ -603,6 +616,7 @@
     </w:tbl>
     <w:p>
       <w:pPr>
+        <w:spacing w:line="259" w:lineRule="auto" w:after="60"/>
         <w:jc w:val="left"/>
       </w:pPr>
       <w:r>
@@ -612,10 +626,13 @@
     <w:p>
       <w:pPr>
         <w:pStyle w:val="Heading3"/>
+        <w:spacing w:before="120" w:after="60" w:line="259" w:lineRule="auto"/>
       </w:pPr>
       <w:r>
         <w:rPr>
           <w:rFonts w:ascii="Times New Roman" w:hAnsi="Times New Roman"/>
+          <w:b/>
+          <w:sz w:val="22"/>
         </w:rPr>
         <w:t>2.2 Markenrechte (DPMA-Eintragungen)</w:t>
       </w:r>
@@ -929,6 +946,7 @@
     </w:tbl>
     <w:p>
       <w:pPr>
+        <w:spacing w:line="259" w:lineRule="auto" w:after="60"/>
         <w:jc w:val="left"/>
       </w:pPr>
       <w:r>
@@ -938,6 +956,7 @@
     <w:p>
       <w:pPr>
         <w:pStyle w:val="Heading3"/>
+        <w:spacing w:line="259" w:lineRule="auto" w:after="60"/>
       </w:pPr>
       <w:r>
         <w:rPr>
@@ -949,6 +968,7 @@
     <w:p>
       <w:pPr>
         <w:pStyle w:val="ListBullet"/>
+        <w:spacing w:line="259" w:lineRule="auto" w:after="60"/>
       </w:pPr>
       <w:r>
         <w:t>chaincortex.ai (Registrar: united-domains GmbH; KK frei)</w:t>
@@ -957,6 +977,7 @@
     <w:p>
       <w:pPr>
         <w:pStyle w:val="ListBullet"/>
+        <w:spacing w:line="259" w:lineRule="auto" w:after="60"/>
       </w:pPr>
       <w:r>
         <w:t>chaincortex.io (Registrar: GoDaddy)</w:t>
@@ -965,6 +986,7 @@
     <w:p>
       <w:pPr>
         <w:pStyle w:val="ListBullet"/>
+        <w:spacing w:line="259" w:lineRule="auto" w:after="60"/>
       </w:pPr>
       <w:r>
         <w:t>blocksight-sentinel.io (Registrar: GoDaddy)</w:t>
@@ -973,6 +995,7 @@
     <w:p>
       <w:pPr>
         <w:pStyle w:val="ListBullet"/>
+        <w:spacing w:line="259" w:lineRule="auto" w:after="60"/>
       </w:pPr>
       <w:r>
         <w:t>blocksight.de (Registrar: united-domains GmbH)</w:t>
@@ -981,6 +1004,7 @@
     <w:p>
       <w:pPr>
         <w:pStyle w:val="Heading3"/>
+        <w:spacing w:line="259" w:lineRule="auto" w:after="60"/>
       </w:pPr>
       <w:r>
         <w:rPr>
@@ -992,6 +1016,7 @@
     <w:p>
       <w:pPr>
         <w:pStyle w:val="ListBullet"/>
+        <w:spacing w:line="259" w:lineRule="auto" w:after="60"/>
       </w:pPr>
       <w:r>
         <w:t xml:space="preserve">Anlernpipelines für CCE-Modell (dokumentiert in </w:t>
@@ -1012,6 +1037,7 @@
     <w:p>
       <w:pPr>
         <w:pStyle w:val="ListBullet"/>
+        <w:spacing w:line="259" w:lineRule="auto" w:after="60"/>
       </w:pPr>
       <w:r>
         <w:t>AML-Heuristik-Bibliothek (proprietär; nicht in öffentlich publizierten Whitepapers offengelegt)</w:t>
@@ -1020,6 +1046,7 @@
     <w:p>
       <w:pPr>
         <w:pStyle w:val="ListBullet"/>
+        <w:spacing w:line="259" w:lineRule="auto" w:after="60"/>
       </w:pPr>
       <w:r>
         <w:t xml:space="preserve">Modellgewichte: aktuelles Checkpoint (Q4/2025) im Repo </w:t>
@@ -1033,6 +1060,7 @@
     </w:p>
     <w:p>
       <w:pPr>
+        <w:spacing w:line="259" w:lineRule="auto" w:after="60"/>
         <w:jc w:val="left"/>
       </w:pPr>
       <w:r>
@@ -1042,6 +1070,7 @@
     <w:p>
       <w:pPr>
         <w:pStyle w:val="Heading2"/>
+        <w:spacing w:line="259" w:lineRule="auto" w:after="60"/>
       </w:pPr>
       <w:r>
         <w:rPr>
@@ -1392,6 +1421,7 @@
     <w:p>
       <w:pPr>
         <w:pStyle w:val="Heading2"/>
+        <w:spacing w:line="259" w:lineRule="auto" w:after="60"/>
       </w:pPr>
       <w:r>
         <w:rPr>
@@ -1402,6 +1432,7 @@
     </w:p>
     <w:p>
       <w:pPr>
+        <w:spacing w:line="259" w:lineRule="auto" w:after="60"/>
         <w:jc w:val="left"/>
       </w:pPr>
       <w:r>
@@ -1417,6 +1448,7 @@
     <w:p>
       <w:pPr>
         <w:pStyle w:val="ListBullet"/>
+        <w:spacing w:line="259" w:lineRule="auto" w:after="60"/>
       </w:pPr>
       <w:r>
         <w:t>10 Übernahmen geplant (§ 613a BGB Bereitschaft des Käufers)</w:t>
@@ -1425,6 +1457,7 @@
     <w:p>
       <w:pPr>
         <w:pStyle w:val="ListBullet"/>
+        <w:spacing w:line="259" w:lineRule="auto" w:after="60"/>
       </w:pPr>
       <w:r>
         <w:t>2 Nicht-Übernahmen (Position Vertriebsleitung dual besetzt — Voracis-eigene Vertriebsleitung; sowie eine Stelle „Office Manager", in Voracis nicht vorgesehen).</w:t>
@@ -1432,6 +1465,7 @@
     </w:p>
     <w:p>
       <w:pPr>
+        <w:spacing w:line="259" w:lineRule="auto" w:after="60"/>
         <w:jc w:val="left"/>
       </w:pPr>
       <w:r>
@@ -1456,6 +1490,7 @@
     <w:p>
       <w:pPr>
         <w:pStyle w:val="Heading2"/>
+        <w:spacing w:line="259" w:lineRule="auto" w:after="60"/>
       </w:pPr>
       <w:r>
         <w:rPr>
@@ -1466,6 +1501,7 @@
     </w:p>
     <w:p>
       <w:pPr>
+        <w:spacing w:line="259" w:lineRule="auto" w:after="60"/>
         <w:jc w:val="left"/>
       </w:pPr>
       <w:r>
@@ -1490,6 +1526,7 @@
     <w:p>
       <w:pPr>
         <w:pStyle w:val="ListBullet"/>
+        <w:spacing w:line="259" w:lineRule="auto" w:after="60"/>
       </w:pPr>
       <w:r>
         <w:t>B2B-Kundendaten (12 juristische Personen): unproblematisch (keine personenbezogenen Daten i. S. d. Art. 4 Nr. 1 DSGVO, soweit nur Firmendaten; Ansprechpartner-Klardaten gelten nach EDSA-Stellungnahme als personenbezogen, aber unter Art. 6 I lit. f DSGVO durch berechtigtes Interesse gedeckt).</w:t>
@@ -1498,6 +1535,7 @@
     <w:p>
       <w:pPr>
         <w:pStyle w:val="ListBullet"/>
+        <w:spacing w:line="259" w:lineRule="auto" w:after="60"/>
       </w:pPr>
       <w:r>
         <w:t xml:space="preserve">B2C-Kundendaten (8 natürliche Personen): personenbezogene Daten i. S. d. Art. 4 Nr. 1 DSGVO. Rechtsgrundlage für </w:t>
@@ -1530,6 +1568,7 @@
     <w:p>
       <w:pPr>
         <w:pStyle w:val="Heading2"/>
+        <w:spacing w:line="259" w:lineRule="auto" w:after="60"/>
       </w:pPr>
       <w:r>
         <w:rPr>
@@ -1540,6 +1579,7 @@
     </w:p>
     <w:p>
       <w:pPr>
+        <w:spacing w:line="259" w:lineRule="auto" w:after="60"/>
         <w:jc w:val="left"/>
       </w:pPr>
       <w:r>
@@ -1593,6 +1633,7 @@
     </w:p>
     <w:p>
       <w:pPr>
+        <w:spacing w:line="259" w:lineRule="auto" w:after="60"/>
         <w:jc w:val="left"/>
       </w:pPr>
       <w:r>
@@ -1602,6 +1643,7 @@
     <w:p>
       <w:pPr>
         <w:pStyle w:val="Heading2"/>
+        <w:spacing w:line="259" w:lineRule="auto" w:after="60"/>
       </w:pPr>
       <w:r>
         <w:rPr>
@@ -2057,6 +2099,7 @@
     <w:p>
       <w:pPr>
         <w:pStyle w:val="Heading2"/>
+        <w:spacing w:line="259" w:lineRule="auto" w:after="60"/>
       </w:pPr>
       <w:r>
         <w:rPr>
@@ -2067,6 +2110,7 @@
     </w:p>
     <w:p>
       <w:pPr>
+        <w:spacing w:line="259" w:lineRule="auto" w:after="60"/>
         <w:jc w:val="left"/>
       </w:pPr>
       <w:r>
@@ -2074,13 +2118,58 @@
       </w:r>
     </w:p>
     <w:sectPr>
+      <w:headerReference w:type="default" r:id="rId9"/>
+      <w:footerReference w:type="default" r:id="rId10"/>
       <w:pgSz w:w="11906" w:h="16838"/>
-      <w:pgMar w:top="1417" w:right="1417" w:bottom="1417" w:left="1417" w:header="720" w:footer="720" w:gutter="0"/>
+      <w:pgMar w:top="1191" w:right="1247" w:bottom="1134" w:left="1361" w:header="720" w:footer="720" w:gutter="0"/>
       <w:cols w:space="720"/>
       <w:docGrid w:linePitch="360"/>
     </w:sectPr>
   </w:body>
 </w:document>
+</file>
+
+<file path=word/footer1.xml><?xml version="1.0" encoding="utf-8"?>
+<w:ftr xmlns:m="http://schemas.openxmlformats.org/officeDocument/2006/math" xmlns:mc="http://schemas.openxmlformats.org/markup-compatibility/2006" xmlns:mo="http://schemas.microsoft.com/office/mac/office/2008/main" xmlns:mv="urn:schemas-microsoft-com:mac:vml" xmlns:o="urn:schemas-microsoft-com:office:office" xmlns:r="http://schemas.openxmlformats.org/officeDocument/2006/relationships" xmlns:v="urn:schemas-microsoft-com:vml" xmlns:w10="urn:schemas-microsoft-com:office:word" xmlns:w14="http://schemas.microsoft.com/office/word/2010/wordml" xmlns:w="http://schemas.openxmlformats.org/wordprocessingml/2006/main" xmlns:wne="http://schemas.microsoft.com/office/word/2006/wordml" xmlns:wp14="http://schemas.microsoft.com/office/word/2010/wordprocessingDrawing" xmlns:wp="http://schemas.openxmlformats.org/drawingml/2006/wordprocessingDrawing" xmlns:wpc="http://schemas.microsoft.com/office/word/2010/wordprocessingCanvas" xmlns:wpg="http://schemas.microsoft.com/office/word/2010/wordprocessingGroup" xmlns:wpi="http://schemas.microsoft.com/office/word/2010/wordprocessingInk" xmlns:wps="http://schemas.microsoft.com/office/word/2010/wordprocessingShape" mc:Ignorable="w14 wp14">
+  <w:p>
+    <w:pPr>
+      <w:pStyle w:val="Footer"/>
+      <w:jc w:val="left"/>
+    </w:pPr>
+    <w:r/>
+    <w:r>
+      <w:rPr>
+        <w:rFonts w:ascii="Times New Roman" w:hAnsi="Times New Roman"/>
+        <w:b w:val="0"/>
+        <w:color w:val="777777"/>
+        <w:sz w:val="17"/>
+      </w:rPr>
+      <w:t>Vertraulich | Bearbeitungsstand Juli 2026 | nur zur Aktenbearbeitung</w:t>
+    </w:r>
+  </w:p>
+</w:ftr>
+</file>
+
+<file path=word/header1.xml><?xml version="1.0" encoding="utf-8"?>
+<w:hdr xmlns:m="http://schemas.openxmlformats.org/officeDocument/2006/math" xmlns:mc="http://schemas.openxmlformats.org/markup-compatibility/2006" xmlns:mo="http://schemas.microsoft.com/office/mac/office/2008/main" xmlns:mv="urn:schemas-microsoft-com:mac:vml" xmlns:o="urn:schemas-microsoft-com:office:office" xmlns:r="http://schemas.openxmlformats.org/officeDocument/2006/relationships" xmlns:v="urn:schemas-microsoft-com:vml" xmlns:w10="urn:schemas-microsoft-com:office:word" xmlns:w14="http://schemas.microsoft.com/office/word/2010/wordml" xmlns:w="http://schemas.openxmlformats.org/wordprocessingml/2006/main" xmlns:wne="http://schemas.microsoft.com/office/word/2006/wordml" xmlns:wp14="http://schemas.microsoft.com/office/word/2010/wordprocessingDrawing" xmlns:wp="http://schemas.openxmlformats.org/drawingml/2006/wordprocessingDrawing" xmlns:wpc="http://schemas.microsoft.com/office/word/2010/wordprocessingCanvas" xmlns:wpg="http://schemas.microsoft.com/office/word/2010/wordprocessingGroup" xmlns:wpi="http://schemas.microsoft.com/office/word/2010/wordprocessingInk" xmlns:wps="http://schemas.microsoft.com/office/word/2010/wordprocessingShape" mc:Ignorable="w14 wp14">
+  <w:p>
+    <w:pPr>
+      <w:pStyle w:val="Header"/>
+      <w:jc w:val="left"/>
+    </w:pPr>
+    <w:r/>
+    <w:r>
+      <w:rPr>
+        <w:rFonts w:ascii="Times New Roman" w:hAnsi="Times New Roman"/>
+        <w:b w:val="0"/>
+        <w:i w:val="0"/>
+        <w:color w:val="666666"/>
+        <w:sz w:val="17"/>
+      </w:rPr>
+      <w:t>Lindenhof und Partner mbB | Insolvenz- und Restrukturierungsakte | Bearbeitungsstand Juli 2026</w:t>
+    </w:r>
+  </w:p>
+</w:hdr>
 </file>
 
 <file path=word/numbering.xml><?xml version="1.0" encoding="utf-8"?>
@@ -2797,11 +2886,12 @@
       <w:contextualSpacing/>
     </w:pPr>
     <w:rPr>
-      <w:rFonts w:asciiTheme="majorHAnsi" w:eastAsiaTheme="majorEastAsia" w:hAnsiTheme="majorHAnsi" w:cstheme="majorBidi"/>
+      <w:rFonts w:asciiTheme="majorHAnsi" w:eastAsiaTheme="majorEastAsia" w:hAnsiTheme="majorHAnsi" w:cstheme="majorBidi" w:ascii="Times New Roman" w:hAnsi="Times New Roman"/>
+      <w:b/>
       <w:color w:val="17365D" w:themeColor="text2" w:themeShade="BF"/>
       <w:spacing w:val="5"/>
       <w:kern w:val="28"/>
-      <w:sz w:val="52"/>
+      <w:sz w:val="30"/>
       <w:szCs w:val="52"/>
     </w:rPr>
   </w:style>

--- a/testakten/insolvenz-asset-deal-chaincortex-ai-berlin/05_due-diligence-bericht.docx
+++ b/testakten/insolvenz-asset-deal-chaincortex-ai-berlin/05_due-diligence-bericht.docx
@@ -1538,31 +1538,7 @@
         <w:spacing w:line="259" w:lineRule="auto" w:after="60"/>
       </w:pPr>
       <w:r>
-        <w:t xml:space="preserve">B2C-Kundendaten (8 natürliche Personen): personenbezogene Daten i. S. d. Art. 4 Nr. 1 DSGVO. Rechtsgrundlage für </w:t>
-      </w:r>
-      <w:r>
-        <w:rPr>
-          <w:b/>
-        </w:rPr>
-        <w:t>Übermittlung</w:t>
-      </w:r>
-      <w:r>
-        <w:t xml:space="preserve"> an Voracis: Art. 6 I lit. f DSGVO + EuGH </w:t>
-      </w:r>
-      <w:r>
-        <w:rPr>
-          <w:b/>
-        </w:rPr>
-        <w:t>C-732/22</w:t>
-      </w:r>
-      <w:r>
-        <w:t xml:space="preserve"> (Bonprix, 26.09.2024) — Asset-Deal-Privileg streng auszulegen; Information nach Art. 14 DSGVO ist zwingend (im Anhang </w:t>
-      </w:r>
-      <w:r>
-        <w:t>eml/dsgvo-information-b2c-privatkunden-entwurf.eml</w:t>
-      </w:r>
-      <w:r>
-        <w:t>).</w:t>
+        <w:t>B2C-Kundendaten (acht natürliche Personen): Die Verträge sind zum 31.07.2026 gekündigt; Voracis bietet Neuverträge an. Nach dem DSK-Beschluss vom 11.09.2024 ist dies als Vertragsanbahnung zu behandeln. Die Schuldnerin versendet das Angebot selbst; Daten gehen nur nach positiver Rückmeldung des Kunden oder durch unmittelbare Erhebung bei Voracis über. Reine Aufbewahrungsdaten bleiben getrennt und werden gegebenenfalls nur im Rahmen einer Auftragsverarbeitung nach Artikel 28 Absatz 3 DSGVO gespeichert.</w:t>
       </w:r>
     </w:p>
     <w:p>
@@ -1761,11 +1737,7 @@
           </w:tcPr>
           <w:p>
             <w:r>
-              <w:rPr>
-                <w:rFonts w:ascii="Times New Roman" w:hAnsi="Times New Roman"/>
-                <w:sz w:val="20"/>
-              </w:rPr>
-              <w:t>EuGH-Bonprix-Standard verlangt Information; Bußgeldrisiko</w:t>
+              <w:t>Unzulässiger Transfer, Unterlassungs- und Bußgeldrisiko</w:t>
             </w:r>
           </w:p>
         </w:tc>
@@ -1775,25 +1747,7 @@
           </w:tcPr>
           <w:p>
             <w:r>
-              <w:rPr>
-                <w:rFonts w:ascii="Times New Roman" w:hAnsi="Times New Roman"/>
-                <w:sz w:val="20"/>
-              </w:rPr>
-              <w:t xml:space="preserve">siehe </w:t>
-            </w:r>
-            <w:r>
-              <w:rPr>
-                <w:rFonts w:ascii="Times New Roman" w:hAnsi="Times New Roman"/>
-                <w:sz w:val="20"/>
-              </w:rPr>
-              <w:t>07_…</w:t>
-            </w:r>
-            <w:r>
-              <w:rPr>
-                <w:rFonts w:ascii="Times New Roman" w:hAnsi="Times New Roman"/>
-                <w:sz w:val="20"/>
-              </w:rPr>
-              <w:t xml:space="preserve"> — strikte Anwendung Art. 14 DSGVO, Widerspruchsmöglichkeit</w:t>
+              <w:t>DSK-Beschluss 11.09.2024 anwenden; B2C-Opt-in beziehungsweise direkte Datenerhebung, Altdaten technisch trennen</w:t>
             </w:r>
           </w:p>
         </w:tc>
